--- a/bis/docx/41.content.docx
+++ b/bis/docx/41.content.docx
@@ -45,7 +45,7 @@
         <w:rPr>
           <w:lang w:val="bi_VU" w:bidi="bi_VU"/>
         </w:rPr>
-        <w:t xml:space="preserve"> © 2023 SRV Partners Released under CC BY-SA 4.0 license. </w:t>
+        <w:t xml:space="preserve"> © 2025 Word Collective Released under CC BY-SA 4.0 license. </w:t>
       </w:r>
       <w:r>
         <w:rPr>
@@ -69,7 +69,7 @@
         <w:rPr>
           <w:lang w:val="bi_VU" w:bidi="bi_VU"/>
         </w:rPr>
-        <w:t xml:space="preserve"> © 2023 SRV Partners Released under CC BY-SA 4.0 license by Mission Mutual</w:t>
+        <w:t xml:space="preserve"> © 2025 Word Collective Released under CC BY-SA 4.0 license by Mission Mutual</w:t>
       </w:r>
       <w:r>
         <w:rPr>
